--- a/Documents/Tarea-Git/Tarea.docx
+++ b/Documents/Tarea-Git/Tarea.docx
@@ -54,8 +54,38 @@
           <w:lang w:val="en-US" w:eastAsia="zh-CN"/>
         </w:rPr>
       </w:pPr>
+      <w:r>
+        <w:rPr>
+          <w:rFonts w:hint="default" w:ascii="Calibri" w:hAnsi="Calibri" w:cs="Calibri"/>
+          <w:lang w:val="en-US" w:eastAsia="zh-CN"/>
+        </w:rPr>
+        <w:t>Holaaaa</w:t>
+      </w:r>
+    </w:p>
+    <w:p>
+      <w:pPr>
+        <w:rPr>
+          <w:rFonts w:hint="default" w:ascii="Calibri" w:hAnsi="Calibri" w:cs="Calibri"/>
+          <w:lang w:val="en-US" w:eastAsia="zh-CN"/>
+        </w:rPr>
+      </w:pPr>
+      <w:r>
+        <w:rPr>
+          <w:rFonts w:hint="default" w:ascii="Calibri" w:hAnsi="Calibri" w:cs="Calibri"/>
+          <w:lang w:val="en-US" w:eastAsia="zh-CN"/>
+        </w:rPr>
+        <w:t>holaaaa</w:t>
+      </w:r>
       <w:bookmarkStart w:id="0" w:name="_GoBack"/>
       <w:bookmarkEnd w:id="0"/>
+    </w:p>
+    <w:p>
+      <w:pPr>
+        <w:rPr>
+          <w:rFonts w:hint="default" w:ascii="Calibri" w:hAnsi="Calibri" w:cs="Calibri"/>
+          <w:lang w:val="en-US" w:eastAsia="zh-CN"/>
+        </w:rPr>
+      </w:pPr>
     </w:p>
     <w:sectPr>
       <w:pgSz w:w="11906" w:h="16838"/>

--- a/Documents/Tarea-Git/Tarea.docx
+++ b/Documents/Tarea-Git/Tarea.docx
@@ -6,86 +6,41 @@
       <w:pPr>
         <w:rPr>
           <w:rFonts w:hint="default" w:ascii="Calibri" w:hAnsi="Calibri" w:cs="Calibri"/>
+          <w:sz w:val="28"/>
+          <w:szCs w:val="28"/>
           <w:lang w:val="en-US" w:eastAsia="zh-CN"/>
         </w:rPr>
       </w:pPr>
       <w:r>
         <w:rPr>
           <w:rFonts w:hint="default" w:ascii="Calibri" w:hAnsi="Calibri" w:cs="Calibri"/>
+          <w:sz w:val="28"/>
+          <w:szCs w:val="28"/>
           <w:lang w:val="en-US" w:eastAsia="zh-CN"/>
         </w:rPr>
-        <w:t>Holaaaaaa</w:t>
+        <w:t>Tarea</w:t>
       </w:r>
     </w:p>
     <w:p>
       <w:pPr>
         <w:rPr>
           <w:rFonts w:hint="default" w:ascii="Calibri" w:hAnsi="Calibri" w:cs="Calibri"/>
+          <w:sz w:val="28"/>
+          <w:szCs w:val="28"/>
           <w:lang w:val="en-US" w:eastAsia="zh-CN"/>
         </w:rPr>
       </w:pPr>
       <w:r>
         <w:rPr>
           <w:rFonts w:hint="default" w:ascii="Calibri" w:hAnsi="Calibri" w:cs="Calibri"/>
+          <w:sz w:val="28"/>
+          <w:szCs w:val="28"/>
           <w:lang w:val="en-US" w:eastAsia="zh-CN"/>
         </w:rPr>
-        <w:t>Hola</w:t>
-      </w:r>
-    </w:p>
-    <w:p>
-      <w:pPr>
-        <w:rPr>
-          <w:rFonts w:hint="default" w:ascii="Calibri" w:hAnsi="Calibri" w:cs="Calibri"/>
-          <w:lang w:val="en-US" w:eastAsia="zh-CN"/>
-        </w:rPr>
-      </w:pPr>
-      <w:r>
-        <w:rPr>
-          <w:rFonts w:hint="default" w:ascii="Calibri" w:hAnsi="Calibri" w:cs="Calibri"/>
-          <w:lang w:val="en-US" w:eastAsia="zh-CN"/>
-        </w:rPr>
-        <w:t>Hola</w:t>
-      </w:r>
-    </w:p>
-    <w:p>
-      <w:pPr>
-        <w:rPr>
-          <w:rFonts w:hint="default" w:ascii="Calibri" w:hAnsi="Calibri" w:cs="Calibri"/>
-          <w:lang w:val="en-US" w:eastAsia="zh-CN"/>
-        </w:rPr>
-      </w:pPr>
-      <w:r>
-        <w:rPr>
-          <w:rFonts w:hint="default" w:ascii="Calibri" w:hAnsi="Calibri" w:cs="Calibri"/>
-          <w:lang w:val="en-US" w:eastAsia="zh-CN"/>
-        </w:rPr>
-        <w:t>Holaaaa</w:t>
-      </w:r>
-    </w:p>
-    <w:p>
-      <w:pPr>
-        <w:rPr>
-          <w:rFonts w:hint="default" w:ascii="Calibri" w:hAnsi="Calibri" w:cs="Calibri"/>
-          <w:lang w:val="en-US" w:eastAsia="zh-CN"/>
-        </w:rPr>
-      </w:pPr>
-      <w:r>
-        <w:rPr>
-          <w:rFonts w:hint="default" w:ascii="Calibri" w:hAnsi="Calibri" w:cs="Calibri"/>
-          <w:lang w:val="en-US" w:eastAsia="zh-CN"/>
-        </w:rPr>
-        <w:t>holaaaa</w:t>
+        <w:t>El profe al iniciar el dia se prsento y hablo sobre las reglas que vamos a tener dentro del salon incluyendo el respeto hacia el y hacia nosotros, despues hablo sobre el significado de la industria que en conclusion es cualquier trabajo que podemos entrar despues de graduarnos de la carrera</w:t>
       </w:r>
       <w:bookmarkStart w:id="0" w:name="_GoBack"/>
       <w:bookmarkEnd w:id="0"/>
-    </w:p>
-    <w:p>
-      <w:pPr>
-        <w:rPr>
-          <w:rFonts w:hint="default" w:ascii="Calibri" w:hAnsi="Calibri" w:cs="Calibri"/>
-          <w:lang w:val="en-US" w:eastAsia="zh-CN"/>
-        </w:rPr>
-      </w:pPr>
     </w:p>
     <w:sectPr>
       <w:pgSz w:w="11906" w:h="16838"/>

--- a/Documents/Tarea-Git/Tarea.docx
+++ b/Documents/Tarea-Git/Tarea.docx
@@ -37,7 +37,26 @@
           <w:szCs w:val="28"/>
           <w:lang w:val="en-US" w:eastAsia="zh-CN"/>
         </w:rPr>
-        <w:t>El profe al iniciar el dia se prsento y hablo sobre las reglas que vamos a tener dentro del salon incluyendo el respeto hacia el y hacia nosotros, despues hablo sobre el significado de la industria que en conclusion es cualquier trabajo que podemos entrar despues de graduarnos de la carrera</w:t>
+        <w:t>El profe al iniciar el dia se prsento y hablo sobre las reglas que vamos a tener dentro del salon incluyendo el respeto hacia el y hacia nosotros, despues hablo sobre el significado de la industria que en conclusion es cualquier trabajo que podemos entrar despues de graduarnos de la carrera.</w:t>
+      </w:r>
+    </w:p>
+    <w:p>
+      <w:pPr>
+        <w:rPr>
+          <w:rFonts w:hint="default" w:ascii="Calibri" w:hAnsi="Calibri" w:cs="Calibri"/>
+          <w:sz w:val="28"/>
+          <w:szCs w:val="28"/>
+          <w:lang w:val="en-US" w:eastAsia="zh-CN"/>
+        </w:rPr>
+      </w:pPr>
+      <w:r>
+        <w:rPr>
+          <w:rFonts w:hint="default" w:ascii="Calibri" w:hAnsi="Calibri" w:cs="Calibri"/>
+          <w:sz w:val="28"/>
+          <w:szCs w:val="28"/>
+          <w:lang w:val="en-US" w:eastAsia="zh-CN"/>
+        </w:rPr>
+        <w:t>Tambien comentamos sobre cuanto nos gustaria ganar saliendo de la carrera y de tarea nos dejo una ecuacion de resolverla y estos ultimos dias hablamos sobre el tema de los vectores y sobre las dimensiones</w:t>
       </w:r>
       <w:bookmarkStart w:id="0" w:name="_GoBack"/>
       <w:bookmarkEnd w:id="0"/>
